--- a/public/files/Letter-of-Acceptance.docx
+++ b/public/files/Letter-of-Acceptance.docx
@@ -1530,7 +1530,7 @@
                 <w:rFonts w:ascii="Times New Roman" w:eastAsia="Times New Roman" w:hAnsi="Times New Roman" w:cs="Times New Roman"/>
                 <w:u w:val="single"/>
               </w:rPr>
-              <w:t xml:space="preserve">DAVIE B. MALMADRID</w:t>
+              <w:t>DAVIE B. BALMADRID</w:t>
             </w:r>
           </w:p>
           <w:p>
